--- a/scripts/reference.docx
+++ b/scripts/reference.docx
@@ -512,6 +512,7 @@
       <w:rFonts w:ascii="Times New Roman" w:hAnsi="Times New Roman" w:cs="Times New Roman" w:eastAsia="Times New Roman"/>
       <w:sz w:val="24"/>
       <w:szCs w:val="24"/>
+      <w:color w:val="000000"/>
     </w:rPr>
   </w:style>
   <w:style w:type="paragraph" w:styleId="BodyText">
@@ -542,6 +543,7 @@
       <w:rFonts w:ascii="Times New Roman" w:hAnsi="Times New Roman" w:cs="Times New Roman" w:eastAsia="Times New Roman"/>
       <w:sz w:val="24"/>
       <w:szCs w:val="24"/>
+      <w:color w:val="000000"/>
     </w:rPr>
   </w:style>
   <w:style w:type="paragraph" w:styleId="Title">
@@ -559,10 +561,11 @@
       <w:ind w:firstLine="0" w:left="0"/>
     </w:pPr>
     <w:rPr>
-      <w:rFonts w:asciiTheme="majorHAnsi" w:eastAsiaTheme="majorEastAsia" w:hAnsiTheme="majorHAnsi" w:cstheme="majorBidi" w:ascii="Times New Roman" w:hAnsi="Times New Roman" w:cs="Times New Roman" w:eastAsia="Times New Roman"/>
+      <w:rFonts w:ascii="Times New Roman" w:hAnsi="Times New Roman" w:cs="Times New Roman" w:eastAsia="Times New Roman"/>
       <w:sz w:val="28"/>
       <w:szCs w:val="28"/>
       <w:b w:val="true"/>
+      <w:color w:val="000000"/>
     </w:rPr>
   </w:style>
   <w:style w:type="character" w:customStyle="1" w:styleId="TitleChar">
@@ -696,11 +699,11 @@
       <w:ind w:firstLine="0" w:left="0"/>
     </w:pPr>
     <w:rPr>
-      <w:rFonts w:asciiTheme="majorHAnsi" w:eastAsiaTheme="majorEastAsia" w:hAnsiTheme="majorHAnsi" w:cstheme="majorBidi" w:ascii="Times New Roman" w:hAnsi="Times New Roman" w:cs="Times New Roman" w:eastAsia="Times New Roman"/>
-      <w:color w:val="0F4761" w:themeColor="accent1" w:themeShade="BF"/>
+      <w:rFonts w:ascii="Times New Roman" w:hAnsi="Times New Roman" w:cs="Times New Roman" w:eastAsia="Times New Roman"/>
       <w:sz w:val="28"/>
       <w:szCs w:val="28"/>
       <w:b w:val="true"/>
+      <w:color w:val="000000"/>
     </w:rPr>
   </w:style>
   <w:style w:type="paragraph" w:styleId="Heading2">
@@ -722,11 +725,11 @@
       <w:ind w:firstLine="0" w:left="0"/>
     </w:pPr>
     <w:rPr>
-      <w:rFonts w:asciiTheme="majorHAnsi" w:eastAsiaTheme="majorEastAsia" w:hAnsiTheme="majorHAnsi" w:cstheme="majorBidi" w:ascii="Times New Roman" w:hAnsi="Times New Roman" w:cs="Times New Roman" w:eastAsia="Times New Roman"/>
-      <w:color w:val="0F4761" w:themeColor="accent1" w:themeShade="BF"/>
+      <w:rFonts w:ascii="Times New Roman" w:hAnsi="Times New Roman" w:cs="Times New Roman" w:eastAsia="Times New Roman"/>
       <w:sz w:val="28"/>
       <w:szCs w:val="28"/>
       <w:b w:val="true"/>
+      <w:color w:val="000000"/>
     </w:rPr>
   </w:style>
   <w:style w:type="paragraph" w:styleId="Heading3">
@@ -748,11 +751,11 @@
       <w:ind w:firstLine="0" w:left="0"/>
     </w:pPr>
     <w:rPr>
-      <w:rFonts w:eastAsiaTheme="majorEastAsia" w:cstheme="majorBidi" w:ascii="Times New Roman" w:hAnsi="Times New Roman" w:cs="Times New Roman" w:eastAsia="Times New Roman"/>
-      <w:color w:val="0F4761" w:themeColor="accent1" w:themeShade="BF"/>
+      <w:rFonts w:ascii="Times New Roman" w:hAnsi="Times New Roman" w:cs="Times New Roman" w:eastAsia="Times New Roman"/>
       <w:sz w:val="24"/>
       <w:szCs w:val="24"/>
       <w:b w:val="true"/>
+      <w:color w:val="000000"/>
     </w:rPr>
   </w:style>
   <w:style w:type="paragraph" w:styleId="Heading4">
@@ -774,13 +777,13 @@
       <w:ind w:firstLine="0" w:left="0"/>
     </w:pPr>
     <w:rPr>
-      <w:rFonts w:eastAsiaTheme="majorEastAsia" w:cstheme="majorBidi" w:ascii="Times New Roman" w:hAnsi="Times New Roman" w:cs="Times New Roman" w:eastAsia="Times New Roman"/>
+      <w:rFonts w:ascii="Times New Roman" w:hAnsi="Times New Roman" w:cs="Times New Roman" w:eastAsia="Times New Roman"/>
       <w:i/>
       <w:iCs/>
-      <w:color w:val="0F4761" w:themeColor="accent1" w:themeShade="BF"/>
       <w:sz w:val="24"/>
       <w:szCs w:val="24"/>
       <w:b w:val="true"/>
+      <w:color w:val="000000"/>
     </w:rPr>
   </w:style>
   <w:style w:type="paragraph" w:styleId="Heading5">
@@ -1113,6 +1116,7 @@
       <w:rFonts w:ascii="Times New Roman" w:hAnsi="Times New Roman" w:cs="Times New Roman" w:eastAsia="Times New Roman"/>
       <w:sz w:val="24"/>
       <w:szCs w:val="24"/>
+      <w:color w:val="000000"/>
     </w:rPr>
   </w:style>
   <w:style w:type="paragraph" w:customStyle="1" w:styleId="ImageCaption">
@@ -1127,6 +1131,7 @@
       <w:rFonts w:ascii="Times New Roman" w:hAnsi="Times New Roman" w:cs="Times New Roman" w:eastAsia="Times New Roman"/>
       <w:sz w:val="24"/>
       <w:szCs w:val="24"/>
+      <w:color w:val="000000"/>
     </w:rPr>
   </w:style>
   <w:style w:type="paragraph" w:customStyle="1" w:styleId="Figure">
